--- a/docs/docx/Runner_Internal_Reference.docx
+++ b/docs/docx/Runner_Internal_Reference.docx
@@ -2044,7 +2044,7 @@
         </w:trPr>
         <w:tc>
           <w:tcPr>
-            <w:tcW w:type="dxa" w:w="3844"/>
+            <w:tcW w:type="dxa" w:w="4204"/>
             <w:tcBorders>
               <w:bottom w:sz="3.184000015258789" w:val="single" w:color="#000000"/>
             </w:tcBorders>
@@ -2076,7 +2076,7 @@
         </w:tc>
         <w:tc>
           <w:tcPr>
-            <w:tcW w:type="dxa" w:w="5524"/>
+            <w:tcW w:type="dxa" w:w="5164"/>
             <w:tcBorders>
               <w:bottom w:sz="3.184000015258789" w:val="single" w:color="#000000"/>
             </w:tcBorders>
@@ -2091,7 +2091,7 @@
               <w:autoSpaceDE w:val="0"/>
               <w:widowControl/>
               <w:spacing w:line="200" w:lineRule="exact" w:before="0" w:after="0"/>
-              <w:ind w:left="0" w:right="2" w:firstLine="0"/>
+              <w:ind w:left="0" w:right="4" w:firstLine="0"/>
               <w:jc w:val="right"/>
             </w:pPr>
             <w:r>
@@ -2102,27 +2102,7 @@
                 <w:color w:val="000000"/>
                 <w:sz w:val="20"/>
               </w:rPr>
-              <w:t>Runner</w:t>
-            </w:r>
-            <w:r>
-              <w:rPr>
-                <w:rFonts w:ascii="LMRoman10" w:hAnsi="LMRoman10" w:eastAsia="LMRoman10"/>
-                <w:b w:val="0"/>
-                <w:i w:val="0"/>
-                <w:color w:val="000000"/>
-                <w:sz w:val="20"/>
-              </w:rPr>
-              <w:t>Internal</w:t>
-            </w:r>
-            <w:r>
-              <w:rPr>
-                <w:rFonts w:ascii="LMRoman10" w:hAnsi="LMRoman10" w:eastAsia="LMRoman10"/>
-                <w:b w:val="0"/>
-                <w:i w:val="0"/>
-                <w:color w:val="000000"/>
-                <w:sz w:val="20"/>
-              </w:rPr>
-              <w:t>Reference</w:t>
+              <w:t>tmp.ocTMI0Grw2</w:t>
             </w:r>
           </w:p>
         </w:tc>
@@ -4391,7 +4371,7 @@
         </w:trPr>
         <w:tc>
           <w:tcPr>
-            <w:tcW w:type="dxa" w:w="5044"/>
+            <w:tcW w:type="dxa" w:w="4684"/>
             <w:tcBorders>
               <w:bottom w:sz="3.184000015258789" w:val="single" w:color="#000000"/>
             </w:tcBorders>
@@ -4417,33 +4397,13 @@
                 <w:color w:val="000000"/>
                 <w:sz w:val="20"/>
               </w:rPr>
-              <w:t>Runner</w:t>
-            </w:r>
-            <w:r>
-              <w:rPr>
-                <w:rFonts w:ascii="LMRoman10" w:hAnsi="LMRoman10" w:eastAsia="LMRoman10"/>
-                <w:b w:val="0"/>
-                <w:i w:val="0"/>
-                <w:color w:val="000000"/>
-                <w:sz w:val="20"/>
-              </w:rPr>
-              <w:t>Internal</w:t>
-            </w:r>
-            <w:r>
-              <w:rPr>
-                <w:rFonts w:ascii="LMRoman10" w:hAnsi="LMRoman10" w:eastAsia="LMRoman10"/>
-                <w:b w:val="0"/>
-                <w:i w:val="0"/>
-                <w:color w:val="000000"/>
-                <w:sz w:val="20"/>
-              </w:rPr>
-              <w:t>Reference</w:t>
+              <w:t>tmp.ocTMI0Grw2</w:t>
             </w:r>
           </w:p>
         </w:tc>
         <w:tc>
           <w:tcPr>
-            <w:tcW w:type="dxa" w:w="4324"/>
+            <w:tcW w:type="dxa" w:w="4684"/>
             <w:tcBorders>
               <w:bottom w:sz="3.184000015258789" w:val="single" w:color="#000000"/>
             </w:tcBorders>
@@ -4458,7 +4418,7 @@
               <w:autoSpaceDE w:val="0"/>
               <w:widowControl/>
               <w:spacing w:line="200" w:lineRule="exact" w:before="0" w:after="0"/>
-              <w:ind w:left="0" w:right="2" w:firstLine="0"/>
+              <w:ind w:left="0" w:right="4" w:firstLine="0"/>
               <w:jc w:val="right"/>
             </w:pPr>
             <w:r>
@@ -5854,7 +5814,7 @@
         </w:trPr>
         <w:tc>
           <w:tcPr>
-            <w:tcW w:type="dxa" w:w="5164"/>
+            <w:tcW w:type="dxa" w:w="4804"/>
             <w:tcBorders>
               <w:bottom w:sz="3.184000015258789" w:val="single" w:color="#000000"/>
             </w:tcBorders>
@@ -5880,33 +5840,13 @@
                 <w:color w:val="000000"/>
                 <w:sz w:val="20"/>
               </w:rPr>
-              <w:t>Runner</w:t>
-            </w:r>
-            <w:r>
-              <w:rPr>
-                <w:rFonts w:ascii="LMRoman10" w:hAnsi="LMRoman10" w:eastAsia="LMRoman10"/>
-                <w:b w:val="0"/>
-                <w:i w:val="0"/>
-                <w:color w:val="000000"/>
-                <w:sz w:val="20"/>
-              </w:rPr>
-              <w:t>Internal</w:t>
-            </w:r>
-            <w:r>
-              <w:rPr>
-                <w:rFonts w:ascii="LMRoman10" w:hAnsi="LMRoman10" w:eastAsia="LMRoman10"/>
-                <w:b w:val="0"/>
-                <w:i w:val="0"/>
-                <w:color w:val="000000"/>
-                <w:sz w:val="20"/>
-              </w:rPr>
-              <w:t>Reference</w:t>
+              <w:t>tmp.ocTMI0Grw2</w:t>
             </w:r>
           </w:p>
         </w:tc>
         <w:tc>
           <w:tcPr>
-            <w:tcW w:type="dxa" w:w="4204"/>
+            <w:tcW w:type="dxa" w:w="4564"/>
             <w:tcBorders>
               <w:bottom w:sz="3.184000015258789" w:val="single" w:color="#000000"/>
             </w:tcBorders>
@@ -5921,7 +5861,7 @@
               <w:autoSpaceDE w:val="0"/>
               <w:widowControl/>
               <w:spacing w:line="200" w:lineRule="exact" w:before="0" w:after="0"/>
-              <w:ind w:left="0" w:right="2" w:firstLine="0"/>
+              <w:ind w:left="0" w:right="4" w:firstLine="0"/>
               <w:jc w:val="right"/>
             </w:pPr>
             <w:r>
@@ -8757,7 +8697,7 @@
         </w:trPr>
         <w:tc>
           <w:tcPr>
-            <w:tcW w:type="dxa" w:w="5084"/>
+            <w:tcW w:type="dxa" w:w="5444"/>
             <w:tcBorders>
               <w:bottom w:sz="3.184000015258789" w:val="single" w:color="#000000"/>
             </w:tcBorders>
@@ -8829,7 +8769,7 @@
         </w:tc>
         <w:tc>
           <w:tcPr>
-            <w:tcW w:type="dxa" w:w="4284"/>
+            <w:tcW w:type="dxa" w:w="3924"/>
             <w:tcBorders>
               <w:bottom w:sz="3.184000015258789" w:val="single" w:color="#000000"/>
             </w:tcBorders>
@@ -8844,7 +8784,7 @@
               <w:autoSpaceDE w:val="0"/>
               <w:widowControl/>
               <w:spacing w:line="200" w:lineRule="exact" w:before="0" w:after="0"/>
-              <w:ind w:left="0" w:right="0" w:firstLine="0"/>
+              <w:ind w:left="0" w:right="2" w:firstLine="0"/>
               <w:jc w:val="right"/>
             </w:pPr>
             <w:r>
@@ -8855,27 +8795,7 @@
                 <w:color w:val="000000"/>
                 <w:sz w:val="20"/>
               </w:rPr>
-              <w:t>Runner</w:t>
-            </w:r>
-            <w:r>
-              <w:rPr>
-                <w:rFonts w:ascii="LMRoman10" w:hAnsi="LMRoman10" w:eastAsia="LMRoman10"/>
-                <w:b w:val="0"/>
-                <w:i w:val="0"/>
-                <w:color w:val="000000"/>
-                <w:sz w:val="20"/>
-              </w:rPr>
-              <w:t>Internal</w:t>
-            </w:r>
-            <w:r>
-              <w:rPr>
-                <w:rFonts w:ascii="LMRoman10" w:hAnsi="LMRoman10" w:eastAsia="LMRoman10"/>
-                <w:b w:val="0"/>
-                <w:i w:val="0"/>
-                <w:color w:val="000000"/>
-                <w:sz w:val="20"/>
-              </w:rPr>
-              <w:t>Reference</w:t>
+              <w:t>tmp.ocTMI0Grw2</w:t>
             </w:r>
           </w:p>
         </w:tc>
@@ -11430,7 +11350,7 @@
         </w:trPr>
         <w:tc>
           <w:tcPr>
-            <w:tcW w:type="dxa" w:w="4264"/>
+            <w:tcW w:type="dxa" w:w="3904"/>
             <w:tcBorders>
               <w:bottom w:sz="3.184000015258789" w:val="single" w:color="#000000"/>
             </w:tcBorders>
@@ -11456,33 +11376,13 @@
                 <w:color w:val="000000"/>
                 <w:sz w:val="20"/>
               </w:rPr>
-              <w:t>Runner</w:t>
-            </w:r>
-            <w:r>
-              <w:rPr>
-                <w:rFonts w:ascii="LMRoman10" w:hAnsi="LMRoman10" w:eastAsia="LMRoman10"/>
-                <w:b w:val="0"/>
-                <w:i w:val="0"/>
-                <w:color w:val="000000"/>
-                <w:sz w:val="20"/>
-              </w:rPr>
-              <w:t>Internal</w:t>
-            </w:r>
-            <w:r>
-              <w:rPr>
-                <w:rFonts w:ascii="LMRoman10" w:hAnsi="LMRoman10" w:eastAsia="LMRoman10"/>
-                <w:b w:val="0"/>
-                <w:i w:val="0"/>
-                <w:color w:val="000000"/>
-                <w:sz w:val="20"/>
-              </w:rPr>
-              <w:t>Reference</w:t>
+              <w:t>tmp.ocTMI0Grw2</w:t>
             </w:r>
           </w:p>
         </w:tc>
         <w:tc>
           <w:tcPr>
-            <w:tcW w:type="dxa" w:w="5104"/>
+            <w:tcW w:type="dxa" w:w="5464"/>
             <w:tcBorders>
               <w:bottom w:sz="3.184000015258789" w:val="single" w:color="#000000"/>
             </w:tcBorders>
@@ -11497,7 +11397,7 @@
               <w:autoSpaceDE w:val="0"/>
               <w:widowControl/>
               <w:spacing w:line="200" w:lineRule="exact" w:before="0" w:after="0"/>
-              <w:ind w:left="0" w:right="0" w:firstLine="0"/>
+              <w:ind w:left="0" w:right="2" w:firstLine="0"/>
               <w:jc w:val="right"/>
             </w:pPr>
             <w:r>
@@ -13528,7 +13428,7 @@
         </w:trPr>
         <w:tc>
           <w:tcPr>
-            <w:tcW w:type="dxa" w:w="5084"/>
+            <w:tcW w:type="dxa" w:w="5444"/>
             <w:tcBorders>
               <w:bottom w:sz="3.184000015258789" w:val="single" w:color="#000000"/>
             </w:tcBorders>
@@ -13600,7 +13500,7 @@
         </w:tc>
         <w:tc>
           <w:tcPr>
-            <w:tcW w:type="dxa" w:w="4284"/>
+            <w:tcW w:type="dxa" w:w="3924"/>
             <w:tcBorders>
               <w:bottom w:sz="3.184000015258789" w:val="single" w:color="#000000"/>
             </w:tcBorders>
@@ -13615,7 +13515,7 @@
               <w:autoSpaceDE w:val="0"/>
               <w:widowControl/>
               <w:spacing w:line="200" w:lineRule="exact" w:before="0" w:after="0"/>
-              <w:ind w:left="0" w:right="0" w:firstLine="0"/>
+              <w:ind w:left="0" w:right="2" w:firstLine="0"/>
               <w:jc w:val="right"/>
             </w:pPr>
             <w:r>
@@ -13626,27 +13526,7 @@
                 <w:color w:val="000000"/>
                 <w:sz w:val="20"/>
               </w:rPr>
-              <w:t>Runner</w:t>
-            </w:r>
-            <w:r>
-              <w:rPr>
-                <w:rFonts w:ascii="LMRoman10" w:hAnsi="LMRoman10" w:eastAsia="LMRoman10"/>
-                <w:b w:val="0"/>
-                <w:i w:val="0"/>
-                <w:color w:val="000000"/>
-                <w:sz w:val="20"/>
-              </w:rPr>
-              <w:t>Internal</w:t>
-            </w:r>
-            <w:r>
-              <w:rPr>
-                <w:rFonts w:ascii="LMRoman10" w:hAnsi="LMRoman10" w:eastAsia="LMRoman10"/>
-                <w:b w:val="0"/>
-                <w:i w:val="0"/>
-                <w:color w:val="000000"/>
-                <w:sz w:val="20"/>
-              </w:rPr>
-              <w:t>Reference</w:t>
+              <w:t>tmp.ocTMI0Grw2</w:t>
             </w:r>
           </w:p>
         </w:tc>
@@ -15924,7 +15804,7 @@
         </w:trPr>
         <w:tc>
           <w:tcPr>
-            <w:tcW w:type="dxa" w:w="4284"/>
+            <w:tcW w:type="dxa" w:w="3924"/>
             <w:tcBorders>
               <w:bottom w:sz="3.184000015258789" w:val="single" w:color="#000000"/>
             </w:tcBorders>
@@ -15950,33 +15830,13 @@
                 <w:color w:val="000000"/>
                 <w:sz w:val="20"/>
               </w:rPr>
-              <w:t>Runner</w:t>
-            </w:r>
-            <w:r>
-              <w:rPr>
-                <w:rFonts w:ascii="LMRoman10" w:hAnsi="LMRoman10" w:eastAsia="LMRoman10"/>
-                <w:b w:val="0"/>
-                <w:i w:val="0"/>
-                <w:color w:val="000000"/>
-                <w:sz w:val="20"/>
-              </w:rPr>
-              <w:t>Internal</w:t>
-            </w:r>
-            <w:r>
-              <w:rPr>
-                <w:rFonts w:ascii="LMRoman10" w:hAnsi="LMRoman10" w:eastAsia="LMRoman10"/>
-                <w:b w:val="0"/>
-                <w:i w:val="0"/>
-                <w:color w:val="000000"/>
-                <w:sz w:val="20"/>
-              </w:rPr>
-              <w:t>Reference</w:t>
+              <w:t>tmp.ocTMI0Grw2</w:t>
             </w:r>
           </w:p>
         </w:tc>
         <w:tc>
           <w:tcPr>
-            <w:tcW w:type="dxa" w:w="5084"/>
+            <w:tcW w:type="dxa" w:w="5444"/>
             <w:tcBorders>
               <w:bottom w:sz="3.184000015258789" w:val="single" w:color="#000000"/>
             </w:tcBorders>
@@ -15991,7 +15851,7 @@
               <w:autoSpaceDE w:val="0"/>
               <w:widowControl/>
               <w:spacing w:line="200" w:lineRule="exact" w:before="0" w:after="0"/>
-              <w:ind w:left="0" w:right="0" w:firstLine="0"/>
+              <w:ind w:left="0" w:right="2" w:firstLine="0"/>
               <w:jc w:val="right"/>
             </w:pPr>
             <w:r>
@@ -17674,7 +17534,7 @@
         </w:trPr>
         <w:tc>
           <w:tcPr>
-            <w:tcW w:type="dxa" w:w="4404"/>
+            <w:tcW w:type="dxa" w:w="4764"/>
             <w:tcBorders>
               <w:bottom w:sz="3.184000015258789" w:val="single" w:color="#000000"/>
             </w:tcBorders>
@@ -17726,7 +17586,7 @@
         </w:tc>
         <w:tc>
           <w:tcPr>
-            <w:tcW w:type="dxa" w:w="4964"/>
+            <w:tcW w:type="dxa" w:w="4604"/>
             <w:tcBorders>
               <w:bottom w:sz="3.184000015258789" w:val="single" w:color="#000000"/>
             </w:tcBorders>
@@ -17752,27 +17612,7 @@
                 <w:color w:val="000000"/>
                 <w:sz w:val="20"/>
               </w:rPr>
-              <w:t>Runner</w:t>
-            </w:r>
-            <w:r>
-              <w:rPr>
-                <w:rFonts w:ascii="LMRoman10" w:hAnsi="LMRoman10" w:eastAsia="LMRoman10"/>
-                <w:b w:val="0"/>
-                <w:i w:val="0"/>
-                <w:color w:val="000000"/>
-                <w:sz w:val="20"/>
-              </w:rPr>
-              <w:t>Internal</w:t>
-            </w:r>
-            <w:r>
-              <w:rPr>
-                <w:rFonts w:ascii="LMRoman10" w:hAnsi="LMRoman10" w:eastAsia="LMRoman10"/>
-                <w:b w:val="0"/>
-                <w:i w:val="0"/>
-                <w:color w:val="000000"/>
-                <w:sz w:val="20"/>
-              </w:rPr>
-              <w:t>Reference</w:t>
+              <w:t>tmp.ocTMI0Grw2</w:t>
             </w:r>
           </w:p>
         </w:tc>
@@ -18034,7 +17874,7 @@
         </w:trPr>
         <w:tc>
           <w:tcPr>
-            <w:tcW w:type="dxa" w:w="5004"/>
+            <w:tcW w:type="dxa" w:w="4644"/>
             <w:tcBorders>
               <w:bottom w:sz="3.184000015258789" w:val="single" w:color="#000000"/>
             </w:tcBorders>
@@ -18060,33 +17900,13 @@
                 <w:color w:val="000000"/>
                 <w:sz w:val="20"/>
               </w:rPr>
-              <w:t>Runner</w:t>
-            </w:r>
-            <w:r>
-              <w:rPr>
-                <w:rFonts w:ascii="LMRoman10" w:hAnsi="LMRoman10" w:eastAsia="LMRoman10"/>
-                <w:b w:val="0"/>
-                <w:i w:val="0"/>
-                <w:color w:val="000000"/>
-                <w:sz w:val="20"/>
-              </w:rPr>
-              <w:t>Internal</w:t>
-            </w:r>
-            <w:r>
-              <w:rPr>
-                <w:rFonts w:ascii="LMRoman10" w:hAnsi="LMRoman10" w:eastAsia="LMRoman10"/>
-                <w:b w:val="0"/>
-                <w:i w:val="0"/>
-                <w:color w:val="000000"/>
-                <w:sz w:val="20"/>
-              </w:rPr>
-              <w:t>Reference</w:t>
+              <w:t>tmp.ocTMI0Grw2</w:t>
             </w:r>
           </w:p>
         </w:tc>
         <w:tc>
           <w:tcPr>
-            <w:tcW w:type="dxa" w:w="4364"/>
+            <w:tcW w:type="dxa" w:w="4724"/>
             <w:tcBorders>
               <w:bottom w:sz="3.184000015258789" w:val="single" w:color="#000000"/>
             </w:tcBorders>
@@ -18101,7 +17921,7 @@
               <w:autoSpaceDE w:val="0"/>
               <w:widowControl/>
               <w:spacing w:line="200" w:lineRule="exact" w:before="0" w:after="0"/>
-              <w:ind w:left="0" w:right="2" w:firstLine="0"/>
+              <w:ind w:left="0" w:right="4" w:firstLine="0"/>
               <w:jc w:val="right"/>
             </w:pPr>
             <w:r>
@@ -18404,7 +18224,7 @@
         </w:trPr>
         <w:tc>
           <w:tcPr>
-            <w:tcW w:type="dxa" w:w="4564"/>
+            <w:tcW w:type="dxa" w:w="4924"/>
             <w:tcBorders>
               <w:bottom w:sz="3.184000015258789" w:val="single" w:color="#000000"/>
             </w:tcBorders>
@@ -18456,7 +18276,7 @@
         </w:tc>
         <w:tc>
           <w:tcPr>
-            <w:tcW w:type="dxa" w:w="4804"/>
+            <w:tcW w:type="dxa" w:w="4444"/>
             <w:tcBorders>
               <w:bottom w:sz="3.184000015258789" w:val="single" w:color="#000000"/>
             </w:tcBorders>
@@ -18482,27 +18302,7 @@
                 <w:color w:val="000000"/>
                 <w:sz w:val="20"/>
               </w:rPr>
-              <w:t>Runner</w:t>
-            </w:r>
-            <w:r>
-              <w:rPr>
-                <w:rFonts w:ascii="LMRoman10" w:hAnsi="LMRoman10" w:eastAsia="LMRoman10"/>
-                <w:b w:val="0"/>
-                <w:i w:val="0"/>
-                <w:color w:val="000000"/>
-                <w:sz w:val="20"/>
-              </w:rPr>
-              <w:t>Internal</w:t>
-            </w:r>
-            <w:r>
-              <w:rPr>
-                <w:rFonts w:ascii="LMRoman10" w:hAnsi="LMRoman10" w:eastAsia="LMRoman10"/>
-                <w:b w:val="0"/>
-                <w:i w:val="0"/>
-                <w:color w:val="000000"/>
-                <w:sz w:val="20"/>
-              </w:rPr>
-              <w:t>Reference</w:t>
+              <w:t>tmp.ocTMI0Grw2</w:t>
             </w:r>
           </w:p>
         </w:tc>
@@ -18764,7 +18564,7 @@
         </w:trPr>
         <w:tc>
           <w:tcPr>
-            <w:tcW w:type="dxa" w:w="4804"/>
+            <w:tcW w:type="dxa" w:w="4444"/>
             <w:tcBorders>
               <w:bottom w:sz="3.184000015258789" w:val="single" w:color="#000000"/>
             </w:tcBorders>
@@ -18790,33 +18590,13 @@
                 <w:color w:val="000000"/>
                 <w:sz w:val="20"/>
               </w:rPr>
-              <w:t>Runner</w:t>
-            </w:r>
-            <w:r>
-              <w:rPr>
-                <w:rFonts w:ascii="LMRoman10" w:hAnsi="LMRoman10" w:eastAsia="LMRoman10"/>
-                <w:b w:val="0"/>
-                <w:i w:val="0"/>
-                <w:color w:val="000000"/>
-                <w:sz w:val="20"/>
-              </w:rPr>
-              <w:t>Internal</w:t>
-            </w:r>
-            <w:r>
-              <w:rPr>
-                <w:rFonts w:ascii="LMRoman10" w:hAnsi="LMRoman10" w:eastAsia="LMRoman10"/>
-                <w:b w:val="0"/>
-                <w:i w:val="0"/>
-                <w:color w:val="000000"/>
-                <w:sz w:val="20"/>
-              </w:rPr>
-              <w:t>Reference</w:t>
+              <w:t>tmp.ocTMI0Grw2</w:t>
             </w:r>
           </w:p>
         </w:tc>
         <w:tc>
           <w:tcPr>
-            <w:tcW w:type="dxa" w:w="4564"/>
+            <w:tcW w:type="dxa" w:w="4924"/>
             <w:tcBorders>
               <w:bottom w:sz="3.184000015258789" w:val="single" w:color="#000000"/>
             </w:tcBorders>
@@ -18831,7 +18611,7 @@
               <w:autoSpaceDE w:val="0"/>
               <w:widowControl/>
               <w:spacing w:line="200" w:lineRule="exact" w:before="0" w:after="0"/>
-              <w:ind w:left="0" w:right="2" w:firstLine="0"/>
+              <w:ind w:left="0" w:right="4" w:firstLine="0"/>
               <w:jc w:val="right"/>
             </w:pPr>
             <w:r>
@@ -19124,7 +18904,7 @@
         </w:trPr>
         <w:tc>
           <w:tcPr>
-            <w:tcW w:type="dxa" w:w="4624"/>
+            <w:tcW w:type="dxa" w:w="4984"/>
             <w:tcBorders>
               <w:bottom w:sz="3.184000015258789" w:val="single" w:color="#000000"/>
             </w:tcBorders>
@@ -19196,7 +18976,7 @@
         </w:tc>
         <w:tc>
           <w:tcPr>
-            <w:tcW w:type="dxa" w:w="4744"/>
+            <w:tcW w:type="dxa" w:w="4384"/>
             <w:tcBorders>
               <w:bottom w:sz="3.184000015258789" w:val="single" w:color="#000000"/>
             </w:tcBorders>
@@ -19222,27 +19002,7 @@
                 <w:color w:val="000000"/>
                 <w:sz w:val="20"/>
               </w:rPr>
-              <w:t>Runner</w:t>
-            </w:r>
-            <w:r>
-              <w:rPr>
-                <w:rFonts w:ascii="LMRoman10" w:hAnsi="LMRoman10" w:eastAsia="LMRoman10"/>
-                <w:b w:val="0"/>
-                <w:i w:val="0"/>
-                <w:color w:val="000000"/>
-                <w:sz w:val="20"/>
-              </w:rPr>
-              <w:t>Internal</w:t>
-            </w:r>
-            <w:r>
-              <w:rPr>
-                <w:rFonts w:ascii="LMRoman10" w:hAnsi="LMRoman10" w:eastAsia="LMRoman10"/>
-                <w:b w:val="0"/>
-                <w:i w:val="0"/>
-                <w:color w:val="000000"/>
-                <w:sz w:val="20"/>
-              </w:rPr>
-              <w:t>Reference</w:t>
+              <w:t>tmp.ocTMI0Grw2</w:t>
             </w:r>
           </w:p>
         </w:tc>
@@ -19534,7 +19294,7 @@
         </w:trPr>
         <w:tc>
           <w:tcPr>
-            <w:tcW w:type="dxa" w:w="4164"/>
+            <w:tcW w:type="dxa" w:w="3804"/>
             <w:tcBorders>
               <w:bottom w:sz="3.184000015258789" w:val="single" w:color="#000000"/>
             </w:tcBorders>
@@ -19560,33 +19320,13 @@
                 <w:color w:val="000000"/>
                 <w:sz w:val="20"/>
               </w:rPr>
-              <w:t>Runner</w:t>
-            </w:r>
-            <w:r>
-              <w:rPr>
-                <w:rFonts w:ascii="LMRoman10" w:hAnsi="LMRoman10" w:eastAsia="LMRoman10"/>
-                <w:b w:val="0"/>
-                <w:i w:val="0"/>
-                <w:color w:val="000000"/>
-                <w:sz w:val="20"/>
-              </w:rPr>
-              <w:t>Internal</w:t>
-            </w:r>
-            <w:r>
-              <w:rPr>
-                <w:rFonts w:ascii="LMRoman10" w:hAnsi="LMRoman10" w:eastAsia="LMRoman10"/>
-                <w:b w:val="0"/>
-                <w:i w:val="0"/>
-                <w:color w:val="000000"/>
-                <w:sz w:val="20"/>
-              </w:rPr>
-              <w:t>Reference</w:t>
+              <w:t>tmp.ocTMI0Grw2</w:t>
             </w:r>
           </w:p>
         </w:tc>
         <w:tc>
           <w:tcPr>
-            <w:tcW w:type="dxa" w:w="5204"/>
+            <w:tcW w:type="dxa" w:w="5564"/>
             <w:tcBorders>
               <w:bottom w:sz="3.184000015258789" w:val="single" w:color="#000000"/>
             </w:tcBorders>
@@ -19944,7 +19684,7 @@
         </w:trPr>
         <w:tc>
           <w:tcPr>
-            <w:tcW w:type="dxa" w:w="4644"/>
+            <w:tcW w:type="dxa" w:w="5004"/>
             <w:tcBorders>
               <w:bottom w:sz="3.184000015258789" w:val="single" w:color="#000000"/>
             </w:tcBorders>
@@ -19996,7 +19736,7 @@
         </w:tc>
         <w:tc>
           <w:tcPr>
-            <w:tcW w:type="dxa" w:w="4724"/>
+            <w:tcW w:type="dxa" w:w="4364"/>
             <w:tcBorders>
               <w:bottom w:sz="3.184000015258789" w:val="single" w:color="#000000"/>
             </w:tcBorders>
@@ -20022,27 +19762,7 @@
                 <w:color w:val="000000"/>
                 <w:sz w:val="20"/>
               </w:rPr>
-              <w:t>Runner</w:t>
-            </w:r>
-            <w:r>
-              <w:rPr>
-                <w:rFonts w:ascii="LMRoman10" w:hAnsi="LMRoman10" w:eastAsia="LMRoman10"/>
-                <w:b w:val="0"/>
-                <w:i w:val="0"/>
-                <w:color w:val="000000"/>
-                <w:sz w:val="20"/>
-              </w:rPr>
-              <w:t>Internal</w:t>
-            </w:r>
-            <w:r>
-              <w:rPr>
-                <w:rFonts w:ascii="LMRoman10" w:hAnsi="LMRoman10" w:eastAsia="LMRoman10"/>
-                <w:b w:val="0"/>
-                <w:i w:val="0"/>
-                <w:color w:val="000000"/>
-                <w:sz w:val="20"/>
-              </w:rPr>
-              <w:t>Reference</w:t>
+              <w:t>tmp.ocTMI0Grw2</w:t>
             </w:r>
           </w:p>
         </w:tc>
@@ -20314,7 +20034,7 @@
         </w:trPr>
         <w:tc>
           <w:tcPr>
-            <w:tcW w:type="dxa" w:w="5024"/>
+            <w:tcW w:type="dxa" w:w="4664"/>
             <w:tcBorders>
               <w:bottom w:sz="3.184000015258789" w:val="single" w:color="#000000"/>
             </w:tcBorders>
@@ -20340,33 +20060,13 @@
                 <w:color w:val="000000"/>
                 <w:sz w:val="20"/>
               </w:rPr>
-              <w:t>Runner</w:t>
-            </w:r>
-            <w:r>
-              <w:rPr>
-                <w:rFonts w:ascii="LMRoman10" w:hAnsi="LMRoman10" w:eastAsia="LMRoman10"/>
-                <w:b w:val="0"/>
-                <w:i w:val="0"/>
-                <w:color w:val="000000"/>
-                <w:sz w:val="20"/>
-              </w:rPr>
-              <w:t>Internal</w:t>
-            </w:r>
-            <w:r>
-              <w:rPr>
-                <w:rFonts w:ascii="LMRoman10" w:hAnsi="LMRoman10" w:eastAsia="LMRoman10"/>
-                <w:b w:val="0"/>
-                <w:i w:val="0"/>
-                <w:color w:val="000000"/>
-                <w:sz w:val="20"/>
-              </w:rPr>
-              <w:t>Reference</w:t>
+              <w:t>tmp.ocTMI0Grw2</w:t>
             </w:r>
           </w:p>
         </w:tc>
         <w:tc>
           <w:tcPr>
-            <w:tcW w:type="dxa" w:w="4344"/>
+            <w:tcW w:type="dxa" w:w="4704"/>
             <w:tcBorders>
               <w:bottom w:sz="3.184000015258789" w:val="single" w:color="#000000"/>
             </w:tcBorders>
@@ -20381,7 +20081,7 @@
               <w:autoSpaceDE w:val="0"/>
               <w:widowControl/>
               <w:spacing w:line="200" w:lineRule="exact" w:before="0" w:after="0"/>
-              <w:ind w:left="0" w:right="2" w:firstLine="0"/>
+              <w:ind w:left="0" w:right="4" w:firstLine="0"/>
               <w:jc w:val="right"/>
             </w:pPr>
             <w:r>
@@ -21710,7 +21410,7 @@
         </w:trPr>
         <w:tc>
           <w:tcPr>
-            <w:tcW w:type="dxa" w:w="3904"/>
+            <w:tcW w:type="dxa" w:w="4264"/>
             <w:tcBorders>
               <w:bottom w:sz="3.184000015258789" w:val="single" w:color="#000000"/>
             </w:tcBorders>
@@ -21742,7 +21442,7 @@
         </w:tc>
         <w:tc>
           <w:tcPr>
-            <w:tcW w:type="dxa" w:w="5464"/>
+            <w:tcW w:type="dxa" w:w="5104"/>
             <w:tcBorders>
               <w:bottom w:sz="3.184000015258789" w:val="single" w:color="#000000"/>
             </w:tcBorders>
@@ -21757,7 +21457,7 @@
               <w:autoSpaceDE w:val="0"/>
               <w:widowControl/>
               <w:spacing w:line="200" w:lineRule="exact" w:before="0" w:after="0"/>
-              <w:ind w:left="0" w:right="2" w:firstLine="0"/>
+              <w:ind w:left="0" w:right="4" w:firstLine="0"/>
               <w:jc w:val="right"/>
             </w:pPr>
             <w:r>
@@ -21768,27 +21468,7 @@
                 <w:color w:val="000000"/>
                 <w:sz w:val="20"/>
               </w:rPr>
-              <w:t>Runner</w:t>
-            </w:r>
-            <w:r>
-              <w:rPr>
-                <w:rFonts w:ascii="LMRoman10" w:hAnsi="LMRoman10" w:eastAsia="LMRoman10"/>
-                <w:b w:val="0"/>
-                <w:i w:val="0"/>
-                <w:color w:val="000000"/>
-                <w:sz w:val="20"/>
-              </w:rPr>
-              <w:t>Internal</w:t>
-            </w:r>
-            <w:r>
-              <w:rPr>
-                <w:rFonts w:ascii="LMRoman10" w:hAnsi="LMRoman10" w:eastAsia="LMRoman10"/>
-                <w:b w:val="0"/>
-                <w:i w:val="0"/>
-                <w:color w:val="000000"/>
-                <w:sz w:val="20"/>
-              </w:rPr>
-              <w:t>Reference</w:t>
+              <w:t>tmp.ocTMI0Grw2</w:t>
             </w:r>
           </w:p>
         </w:tc>

--- a/docs/docx/Runner_Internal_Reference.docx
+++ b/docs/docx/Runner_Internal_Reference.docx
@@ -2044,7 +2044,7 @@
         </w:trPr>
         <w:tc>
           <w:tcPr>
-            <w:tcW w:type="dxa" w:w="4204"/>
+            <w:tcW w:type="dxa" w:w="3844"/>
             <w:tcBorders>
               <w:bottom w:sz="3.184000015258789" w:val="single" w:color="#000000"/>
             </w:tcBorders>
@@ -2076,7 +2076,7 @@
         </w:tc>
         <w:tc>
           <w:tcPr>
-            <w:tcW w:type="dxa" w:w="5164"/>
+            <w:tcW w:type="dxa" w:w="5524"/>
             <w:tcBorders>
               <w:bottom w:sz="3.184000015258789" w:val="single" w:color="#000000"/>
             </w:tcBorders>
@@ -2091,7 +2091,7 @@
               <w:autoSpaceDE w:val="0"/>
               <w:widowControl/>
               <w:spacing w:line="200" w:lineRule="exact" w:before="0" w:after="0"/>
-              <w:ind w:left="0" w:right="4" w:firstLine="0"/>
+              <w:ind w:left="0" w:right="2" w:firstLine="0"/>
               <w:jc w:val="right"/>
             </w:pPr>
             <w:r>
@@ -2102,7 +2102,27 @@
                 <w:color w:val="000000"/>
                 <w:sz w:val="20"/>
               </w:rPr>
-              <w:t>tmp.ocTMI0Grw2</w:t>
+              <w:t>Runner</w:t>
+            </w:r>
+            <w:r>
+              <w:rPr>
+                <w:rFonts w:ascii="LMRoman10" w:hAnsi="LMRoman10" w:eastAsia="LMRoman10"/>
+                <w:b w:val="0"/>
+                <w:i w:val="0"/>
+                <w:color w:val="000000"/>
+                <w:sz w:val="20"/>
+              </w:rPr>
+              <w:t>Internal</w:t>
+            </w:r>
+            <w:r>
+              <w:rPr>
+                <w:rFonts w:ascii="LMRoman10" w:hAnsi="LMRoman10" w:eastAsia="LMRoman10"/>
+                <w:b w:val="0"/>
+                <w:i w:val="0"/>
+                <w:color w:val="000000"/>
+                <w:sz w:val="20"/>
+              </w:rPr>
+              <w:t>Reference</w:t>
             </w:r>
           </w:p>
         </w:tc>
@@ -4371,7 +4391,7 @@
         </w:trPr>
         <w:tc>
           <w:tcPr>
-            <w:tcW w:type="dxa" w:w="4684"/>
+            <w:tcW w:type="dxa" w:w="5044"/>
             <w:tcBorders>
               <w:bottom w:sz="3.184000015258789" w:val="single" w:color="#000000"/>
             </w:tcBorders>
@@ -4397,13 +4417,33 @@
                 <w:color w:val="000000"/>
                 <w:sz w:val="20"/>
               </w:rPr>
-              <w:t>tmp.ocTMI0Grw2</w:t>
+              <w:t>Runner</w:t>
+            </w:r>
+            <w:r>
+              <w:rPr>
+                <w:rFonts w:ascii="LMRoman10" w:hAnsi="LMRoman10" w:eastAsia="LMRoman10"/>
+                <w:b w:val="0"/>
+                <w:i w:val="0"/>
+                <w:color w:val="000000"/>
+                <w:sz w:val="20"/>
+              </w:rPr>
+              <w:t>Internal</w:t>
+            </w:r>
+            <w:r>
+              <w:rPr>
+                <w:rFonts w:ascii="LMRoman10" w:hAnsi="LMRoman10" w:eastAsia="LMRoman10"/>
+                <w:b w:val="0"/>
+                <w:i w:val="0"/>
+                <w:color w:val="000000"/>
+                <w:sz w:val="20"/>
+              </w:rPr>
+              <w:t>Reference</w:t>
             </w:r>
           </w:p>
         </w:tc>
         <w:tc>
           <w:tcPr>
-            <w:tcW w:type="dxa" w:w="4684"/>
+            <w:tcW w:type="dxa" w:w="4324"/>
             <w:tcBorders>
               <w:bottom w:sz="3.184000015258789" w:val="single" w:color="#000000"/>
             </w:tcBorders>
@@ -4418,7 +4458,7 @@
               <w:autoSpaceDE w:val="0"/>
               <w:widowControl/>
               <w:spacing w:line="200" w:lineRule="exact" w:before="0" w:after="0"/>
-              <w:ind w:left="0" w:right="4" w:firstLine="0"/>
+              <w:ind w:left="0" w:right="2" w:firstLine="0"/>
               <w:jc w:val="right"/>
             </w:pPr>
             <w:r>
@@ -5814,7 +5854,7 @@
         </w:trPr>
         <w:tc>
           <w:tcPr>
-            <w:tcW w:type="dxa" w:w="4804"/>
+            <w:tcW w:type="dxa" w:w="5164"/>
             <w:tcBorders>
               <w:bottom w:sz="3.184000015258789" w:val="single" w:color="#000000"/>
             </w:tcBorders>
@@ -5840,13 +5880,33 @@
                 <w:color w:val="000000"/>
                 <w:sz w:val="20"/>
               </w:rPr>
-              <w:t>tmp.ocTMI0Grw2</w:t>
+              <w:t>Runner</w:t>
+            </w:r>
+            <w:r>
+              <w:rPr>
+                <w:rFonts w:ascii="LMRoman10" w:hAnsi="LMRoman10" w:eastAsia="LMRoman10"/>
+                <w:b w:val="0"/>
+                <w:i w:val="0"/>
+                <w:color w:val="000000"/>
+                <w:sz w:val="20"/>
+              </w:rPr>
+              <w:t>Internal</w:t>
+            </w:r>
+            <w:r>
+              <w:rPr>
+                <w:rFonts w:ascii="LMRoman10" w:hAnsi="LMRoman10" w:eastAsia="LMRoman10"/>
+                <w:b w:val="0"/>
+                <w:i w:val="0"/>
+                <w:color w:val="000000"/>
+                <w:sz w:val="20"/>
+              </w:rPr>
+              <w:t>Reference</w:t>
             </w:r>
           </w:p>
         </w:tc>
         <w:tc>
           <w:tcPr>
-            <w:tcW w:type="dxa" w:w="4564"/>
+            <w:tcW w:type="dxa" w:w="4204"/>
             <w:tcBorders>
               <w:bottom w:sz="3.184000015258789" w:val="single" w:color="#000000"/>
             </w:tcBorders>
@@ -5861,7 +5921,7 @@
               <w:autoSpaceDE w:val="0"/>
               <w:widowControl/>
               <w:spacing w:line="200" w:lineRule="exact" w:before="0" w:after="0"/>
-              <w:ind w:left="0" w:right="4" w:firstLine="0"/>
+              <w:ind w:left="0" w:right="2" w:firstLine="0"/>
               <w:jc w:val="right"/>
             </w:pPr>
             <w:r>
@@ -8697,7 +8757,7 @@
         </w:trPr>
         <w:tc>
           <w:tcPr>
-            <w:tcW w:type="dxa" w:w="5444"/>
+            <w:tcW w:type="dxa" w:w="5084"/>
             <w:tcBorders>
               <w:bottom w:sz="3.184000015258789" w:val="single" w:color="#000000"/>
             </w:tcBorders>
@@ -8769,7 +8829,7 @@
         </w:tc>
         <w:tc>
           <w:tcPr>
-            <w:tcW w:type="dxa" w:w="3924"/>
+            <w:tcW w:type="dxa" w:w="4284"/>
             <w:tcBorders>
               <w:bottom w:sz="3.184000015258789" w:val="single" w:color="#000000"/>
             </w:tcBorders>
@@ -8784,7 +8844,7 @@
               <w:autoSpaceDE w:val="0"/>
               <w:widowControl/>
               <w:spacing w:line="200" w:lineRule="exact" w:before="0" w:after="0"/>
-              <w:ind w:left="0" w:right="2" w:firstLine="0"/>
+              <w:ind w:left="0" w:right="0" w:firstLine="0"/>
               <w:jc w:val="right"/>
             </w:pPr>
             <w:r>
@@ -8795,7 +8855,27 @@
                 <w:color w:val="000000"/>
                 <w:sz w:val="20"/>
               </w:rPr>
-              <w:t>tmp.ocTMI0Grw2</w:t>
+              <w:t>Runner</w:t>
+            </w:r>
+            <w:r>
+              <w:rPr>
+                <w:rFonts w:ascii="LMRoman10" w:hAnsi="LMRoman10" w:eastAsia="LMRoman10"/>
+                <w:b w:val="0"/>
+                <w:i w:val="0"/>
+                <w:color w:val="000000"/>
+                <w:sz w:val="20"/>
+              </w:rPr>
+              <w:t>Internal</w:t>
+            </w:r>
+            <w:r>
+              <w:rPr>
+                <w:rFonts w:ascii="LMRoman10" w:hAnsi="LMRoman10" w:eastAsia="LMRoman10"/>
+                <w:b w:val="0"/>
+                <w:i w:val="0"/>
+                <w:color w:val="000000"/>
+                <w:sz w:val="20"/>
+              </w:rPr>
+              <w:t>Reference</w:t>
             </w:r>
           </w:p>
         </w:tc>
@@ -11350,7 +11430,7 @@
         </w:trPr>
         <w:tc>
           <w:tcPr>
-            <w:tcW w:type="dxa" w:w="3904"/>
+            <w:tcW w:type="dxa" w:w="4264"/>
             <w:tcBorders>
               <w:bottom w:sz="3.184000015258789" w:val="single" w:color="#000000"/>
             </w:tcBorders>
@@ -11376,13 +11456,33 @@
                 <w:color w:val="000000"/>
                 <w:sz w:val="20"/>
               </w:rPr>
-              <w:t>tmp.ocTMI0Grw2</w:t>
+              <w:t>Runner</w:t>
+            </w:r>
+            <w:r>
+              <w:rPr>
+                <w:rFonts w:ascii="LMRoman10" w:hAnsi="LMRoman10" w:eastAsia="LMRoman10"/>
+                <w:b w:val="0"/>
+                <w:i w:val="0"/>
+                <w:color w:val="000000"/>
+                <w:sz w:val="20"/>
+              </w:rPr>
+              <w:t>Internal</w:t>
+            </w:r>
+            <w:r>
+              <w:rPr>
+                <w:rFonts w:ascii="LMRoman10" w:hAnsi="LMRoman10" w:eastAsia="LMRoman10"/>
+                <w:b w:val="0"/>
+                <w:i w:val="0"/>
+                <w:color w:val="000000"/>
+                <w:sz w:val="20"/>
+              </w:rPr>
+              <w:t>Reference</w:t>
             </w:r>
           </w:p>
         </w:tc>
         <w:tc>
           <w:tcPr>
-            <w:tcW w:type="dxa" w:w="5464"/>
+            <w:tcW w:type="dxa" w:w="5104"/>
             <w:tcBorders>
               <w:bottom w:sz="3.184000015258789" w:val="single" w:color="#000000"/>
             </w:tcBorders>
@@ -11397,7 +11497,7 @@
               <w:autoSpaceDE w:val="0"/>
               <w:widowControl/>
               <w:spacing w:line="200" w:lineRule="exact" w:before="0" w:after="0"/>
-              <w:ind w:left="0" w:right="2" w:firstLine="0"/>
+              <w:ind w:left="0" w:right="0" w:firstLine="0"/>
               <w:jc w:val="right"/>
             </w:pPr>
             <w:r>
@@ -13428,7 +13528,7 @@
         </w:trPr>
         <w:tc>
           <w:tcPr>
-            <w:tcW w:type="dxa" w:w="5444"/>
+            <w:tcW w:type="dxa" w:w="5084"/>
             <w:tcBorders>
               <w:bottom w:sz="3.184000015258789" w:val="single" w:color="#000000"/>
             </w:tcBorders>
@@ -13500,7 +13600,7 @@
         </w:tc>
         <w:tc>
           <w:tcPr>
-            <w:tcW w:type="dxa" w:w="3924"/>
+            <w:tcW w:type="dxa" w:w="4284"/>
             <w:tcBorders>
               <w:bottom w:sz="3.184000015258789" w:val="single" w:color="#000000"/>
             </w:tcBorders>
@@ -13515,7 +13615,7 @@
               <w:autoSpaceDE w:val="0"/>
               <w:widowControl/>
               <w:spacing w:line="200" w:lineRule="exact" w:before="0" w:after="0"/>
-              <w:ind w:left="0" w:right="2" w:firstLine="0"/>
+              <w:ind w:left="0" w:right="0" w:firstLine="0"/>
               <w:jc w:val="right"/>
             </w:pPr>
             <w:r>
@@ -13526,7 +13626,27 @@
                 <w:color w:val="000000"/>
                 <w:sz w:val="20"/>
               </w:rPr>
-              <w:t>tmp.ocTMI0Grw2</w:t>
+              <w:t>Runner</w:t>
+            </w:r>
+            <w:r>
+              <w:rPr>
+                <w:rFonts w:ascii="LMRoman10" w:hAnsi="LMRoman10" w:eastAsia="LMRoman10"/>
+                <w:b w:val="0"/>
+                <w:i w:val="0"/>
+                <w:color w:val="000000"/>
+                <w:sz w:val="20"/>
+              </w:rPr>
+              <w:t>Internal</w:t>
+            </w:r>
+            <w:r>
+              <w:rPr>
+                <w:rFonts w:ascii="LMRoman10" w:hAnsi="LMRoman10" w:eastAsia="LMRoman10"/>
+                <w:b w:val="0"/>
+                <w:i w:val="0"/>
+                <w:color w:val="000000"/>
+                <w:sz w:val="20"/>
+              </w:rPr>
+              <w:t>Reference</w:t>
             </w:r>
           </w:p>
         </w:tc>
@@ -15804,7 +15924,7 @@
         </w:trPr>
         <w:tc>
           <w:tcPr>
-            <w:tcW w:type="dxa" w:w="3924"/>
+            <w:tcW w:type="dxa" w:w="4284"/>
             <w:tcBorders>
               <w:bottom w:sz="3.184000015258789" w:val="single" w:color="#000000"/>
             </w:tcBorders>
@@ -15830,13 +15950,33 @@
                 <w:color w:val="000000"/>
                 <w:sz w:val="20"/>
               </w:rPr>
-              <w:t>tmp.ocTMI0Grw2</w:t>
+              <w:t>Runner</w:t>
+            </w:r>
+            <w:r>
+              <w:rPr>
+                <w:rFonts w:ascii="LMRoman10" w:hAnsi="LMRoman10" w:eastAsia="LMRoman10"/>
+                <w:b w:val="0"/>
+                <w:i w:val="0"/>
+                <w:color w:val="000000"/>
+                <w:sz w:val="20"/>
+              </w:rPr>
+              <w:t>Internal</w:t>
+            </w:r>
+            <w:r>
+              <w:rPr>
+                <w:rFonts w:ascii="LMRoman10" w:hAnsi="LMRoman10" w:eastAsia="LMRoman10"/>
+                <w:b w:val="0"/>
+                <w:i w:val="0"/>
+                <w:color w:val="000000"/>
+                <w:sz w:val="20"/>
+              </w:rPr>
+              <w:t>Reference</w:t>
             </w:r>
           </w:p>
         </w:tc>
         <w:tc>
           <w:tcPr>
-            <w:tcW w:type="dxa" w:w="5444"/>
+            <w:tcW w:type="dxa" w:w="5084"/>
             <w:tcBorders>
               <w:bottom w:sz="3.184000015258789" w:val="single" w:color="#000000"/>
             </w:tcBorders>
@@ -15851,7 +15991,7 @@
               <w:autoSpaceDE w:val="0"/>
               <w:widowControl/>
               <w:spacing w:line="200" w:lineRule="exact" w:before="0" w:after="0"/>
-              <w:ind w:left="0" w:right="2" w:firstLine="0"/>
+              <w:ind w:left="0" w:right="0" w:firstLine="0"/>
               <w:jc w:val="right"/>
             </w:pPr>
             <w:r>
@@ -17534,7 +17674,7 @@
         </w:trPr>
         <w:tc>
           <w:tcPr>
-            <w:tcW w:type="dxa" w:w="4764"/>
+            <w:tcW w:type="dxa" w:w="4404"/>
             <w:tcBorders>
               <w:bottom w:sz="3.184000015258789" w:val="single" w:color="#000000"/>
             </w:tcBorders>
@@ -17586,7 +17726,7 @@
         </w:tc>
         <w:tc>
           <w:tcPr>
-            <w:tcW w:type="dxa" w:w="4604"/>
+            <w:tcW w:type="dxa" w:w="4964"/>
             <w:tcBorders>
               <w:bottom w:sz="3.184000015258789" w:val="single" w:color="#000000"/>
             </w:tcBorders>
@@ -17612,7 +17752,27 @@
                 <w:color w:val="000000"/>
                 <w:sz w:val="20"/>
               </w:rPr>
-              <w:t>tmp.ocTMI0Grw2</w:t>
+              <w:t>Runner</w:t>
+            </w:r>
+            <w:r>
+              <w:rPr>
+                <w:rFonts w:ascii="LMRoman10" w:hAnsi="LMRoman10" w:eastAsia="LMRoman10"/>
+                <w:b w:val="0"/>
+                <w:i w:val="0"/>
+                <w:color w:val="000000"/>
+                <w:sz w:val="20"/>
+              </w:rPr>
+              <w:t>Internal</w:t>
+            </w:r>
+            <w:r>
+              <w:rPr>
+                <w:rFonts w:ascii="LMRoman10" w:hAnsi="LMRoman10" w:eastAsia="LMRoman10"/>
+                <w:b w:val="0"/>
+                <w:i w:val="0"/>
+                <w:color w:val="000000"/>
+                <w:sz w:val="20"/>
+              </w:rPr>
+              <w:t>Reference</w:t>
             </w:r>
           </w:p>
         </w:tc>
@@ -17874,7 +18034,7 @@
         </w:trPr>
         <w:tc>
           <w:tcPr>
-            <w:tcW w:type="dxa" w:w="4644"/>
+            <w:tcW w:type="dxa" w:w="5004"/>
             <w:tcBorders>
               <w:bottom w:sz="3.184000015258789" w:val="single" w:color="#000000"/>
             </w:tcBorders>
@@ -17900,13 +18060,33 @@
                 <w:color w:val="000000"/>
                 <w:sz w:val="20"/>
               </w:rPr>
-              <w:t>tmp.ocTMI0Grw2</w:t>
+              <w:t>Runner</w:t>
+            </w:r>
+            <w:r>
+              <w:rPr>
+                <w:rFonts w:ascii="LMRoman10" w:hAnsi="LMRoman10" w:eastAsia="LMRoman10"/>
+                <w:b w:val="0"/>
+                <w:i w:val="0"/>
+                <w:color w:val="000000"/>
+                <w:sz w:val="20"/>
+              </w:rPr>
+              <w:t>Internal</w:t>
+            </w:r>
+            <w:r>
+              <w:rPr>
+                <w:rFonts w:ascii="LMRoman10" w:hAnsi="LMRoman10" w:eastAsia="LMRoman10"/>
+                <w:b w:val="0"/>
+                <w:i w:val="0"/>
+                <w:color w:val="000000"/>
+                <w:sz w:val="20"/>
+              </w:rPr>
+              <w:t>Reference</w:t>
             </w:r>
           </w:p>
         </w:tc>
         <w:tc>
           <w:tcPr>
-            <w:tcW w:type="dxa" w:w="4724"/>
+            <w:tcW w:type="dxa" w:w="4364"/>
             <w:tcBorders>
               <w:bottom w:sz="3.184000015258789" w:val="single" w:color="#000000"/>
             </w:tcBorders>
@@ -17921,7 +18101,7 @@
               <w:autoSpaceDE w:val="0"/>
               <w:widowControl/>
               <w:spacing w:line="200" w:lineRule="exact" w:before="0" w:after="0"/>
-              <w:ind w:left="0" w:right="4" w:firstLine="0"/>
+              <w:ind w:left="0" w:right="2" w:firstLine="0"/>
               <w:jc w:val="right"/>
             </w:pPr>
             <w:r>
@@ -18224,7 +18404,7 @@
         </w:trPr>
         <w:tc>
           <w:tcPr>
-            <w:tcW w:type="dxa" w:w="4924"/>
+            <w:tcW w:type="dxa" w:w="4564"/>
             <w:tcBorders>
               <w:bottom w:sz="3.184000015258789" w:val="single" w:color="#000000"/>
             </w:tcBorders>
@@ -18276,7 +18456,7 @@
         </w:tc>
         <w:tc>
           <w:tcPr>
-            <w:tcW w:type="dxa" w:w="4444"/>
+            <w:tcW w:type="dxa" w:w="4804"/>
             <w:tcBorders>
               <w:bottom w:sz="3.184000015258789" w:val="single" w:color="#000000"/>
             </w:tcBorders>
@@ -18302,7 +18482,27 @@
                 <w:color w:val="000000"/>
                 <w:sz w:val="20"/>
               </w:rPr>
-              <w:t>tmp.ocTMI0Grw2</w:t>
+              <w:t>Runner</w:t>
+            </w:r>
+            <w:r>
+              <w:rPr>
+                <w:rFonts w:ascii="LMRoman10" w:hAnsi="LMRoman10" w:eastAsia="LMRoman10"/>
+                <w:b w:val="0"/>
+                <w:i w:val="0"/>
+                <w:color w:val="000000"/>
+                <w:sz w:val="20"/>
+              </w:rPr>
+              <w:t>Internal</w:t>
+            </w:r>
+            <w:r>
+              <w:rPr>
+                <w:rFonts w:ascii="LMRoman10" w:hAnsi="LMRoman10" w:eastAsia="LMRoman10"/>
+                <w:b w:val="0"/>
+                <w:i w:val="0"/>
+                <w:color w:val="000000"/>
+                <w:sz w:val="20"/>
+              </w:rPr>
+              <w:t>Reference</w:t>
             </w:r>
           </w:p>
         </w:tc>
@@ -18564,7 +18764,7 @@
         </w:trPr>
         <w:tc>
           <w:tcPr>
-            <w:tcW w:type="dxa" w:w="4444"/>
+            <w:tcW w:type="dxa" w:w="4804"/>
             <w:tcBorders>
               <w:bottom w:sz="3.184000015258789" w:val="single" w:color="#000000"/>
             </w:tcBorders>
@@ -18590,13 +18790,33 @@
                 <w:color w:val="000000"/>
                 <w:sz w:val="20"/>
               </w:rPr>
-              <w:t>tmp.ocTMI0Grw2</w:t>
+              <w:t>Runner</w:t>
+            </w:r>
+            <w:r>
+              <w:rPr>
+                <w:rFonts w:ascii="LMRoman10" w:hAnsi="LMRoman10" w:eastAsia="LMRoman10"/>
+                <w:b w:val="0"/>
+                <w:i w:val="0"/>
+                <w:color w:val="000000"/>
+                <w:sz w:val="20"/>
+              </w:rPr>
+              <w:t>Internal</w:t>
+            </w:r>
+            <w:r>
+              <w:rPr>
+                <w:rFonts w:ascii="LMRoman10" w:hAnsi="LMRoman10" w:eastAsia="LMRoman10"/>
+                <w:b w:val="0"/>
+                <w:i w:val="0"/>
+                <w:color w:val="000000"/>
+                <w:sz w:val="20"/>
+              </w:rPr>
+              <w:t>Reference</w:t>
             </w:r>
           </w:p>
         </w:tc>
         <w:tc>
           <w:tcPr>
-            <w:tcW w:type="dxa" w:w="4924"/>
+            <w:tcW w:type="dxa" w:w="4564"/>
             <w:tcBorders>
               <w:bottom w:sz="3.184000015258789" w:val="single" w:color="#000000"/>
             </w:tcBorders>
@@ -18611,7 +18831,7 @@
               <w:autoSpaceDE w:val="0"/>
               <w:widowControl/>
               <w:spacing w:line="200" w:lineRule="exact" w:before="0" w:after="0"/>
-              <w:ind w:left="0" w:right="4" w:firstLine="0"/>
+              <w:ind w:left="0" w:right="2" w:firstLine="0"/>
               <w:jc w:val="right"/>
             </w:pPr>
             <w:r>
@@ -18904,7 +19124,7 @@
         </w:trPr>
         <w:tc>
           <w:tcPr>
-            <w:tcW w:type="dxa" w:w="4984"/>
+            <w:tcW w:type="dxa" w:w="4624"/>
             <w:tcBorders>
               <w:bottom w:sz="3.184000015258789" w:val="single" w:color="#000000"/>
             </w:tcBorders>
@@ -18976,7 +19196,7 @@
         </w:tc>
         <w:tc>
           <w:tcPr>
-            <w:tcW w:type="dxa" w:w="4384"/>
+            <w:tcW w:type="dxa" w:w="4744"/>
             <w:tcBorders>
               <w:bottom w:sz="3.184000015258789" w:val="single" w:color="#000000"/>
             </w:tcBorders>
@@ -19002,7 +19222,27 @@
                 <w:color w:val="000000"/>
                 <w:sz w:val="20"/>
               </w:rPr>
-              <w:t>tmp.ocTMI0Grw2</w:t>
+              <w:t>Runner</w:t>
+            </w:r>
+            <w:r>
+              <w:rPr>
+                <w:rFonts w:ascii="LMRoman10" w:hAnsi="LMRoman10" w:eastAsia="LMRoman10"/>
+                <w:b w:val="0"/>
+                <w:i w:val="0"/>
+                <w:color w:val="000000"/>
+                <w:sz w:val="20"/>
+              </w:rPr>
+              <w:t>Internal</w:t>
+            </w:r>
+            <w:r>
+              <w:rPr>
+                <w:rFonts w:ascii="LMRoman10" w:hAnsi="LMRoman10" w:eastAsia="LMRoman10"/>
+                <w:b w:val="0"/>
+                <w:i w:val="0"/>
+                <w:color w:val="000000"/>
+                <w:sz w:val="20"/>
+              </w:rPr>
+              <w:t>Reference</w:t>
             </w:r>
           </w:p>
         </w:tc>
@@ -19294,7 +19534,7 @@
         </w:trPr>
         <w:tc>
           <w:tcPr>
-            <w:tcW w:type="dxa" w:w="3804"/>
+            <w:tcW w:type="dxa" w:w="4164"/>
             <w:tcBorders>
               <w:bottom w:sz="3.184000015258789" w:val="single" w:color="#000000"/>
             </w:tcBorders>
@@ -19320,13 +19560,33 @@
                 <w:color w:val="000000"/>
                 <w:sz w:val="20"/>
               </w:rPr>
-              <w:t>tmp.ocTMI0Grw2</w:t>
+              <w:t>Runner</w:t>
+            </w:r>
+            <w:r>
+              <w:rPr>
+                <w:rFonts w:ascii="LMRoman10" w:hAnsi="LMRoman10" w:eastAsia="LMRoman10"/>
+                <w:b w:val="0"/>
+                <w:i w:val="0"/>
+                <w:color w:val="000000"/>
+                <w:sz w:val="20"/>
+              </w:rPr>
+              <w:t>Internal</w:t>
+            </w:r>
+            <w:r>
+              <w:rPr>
+                <w:rFonts w:ascii="LMRoman10" w:hAnsi="LMRoman10" w:eastAsia="LMRoman10"/>
+                <w:b w:val="0"/>
+                <w:i w:val="0"/>
+                <w:color w:val="000000"/>
+                <w:sz w:val="20"/>
+              </w:rPr>
+              <w:t>Reference</w:t>
             </w:r>
           </w:p>
         </w:tc>
         <w:tc>
           <w:tcPr>
-            <w:tcW w:type="dxa" w:w="5564"/>
+            <w:tcW w:type="dxa" w:w="5204"/>
             <w:tcBorders>
               <w:bottom w:sz="3.184000015258789" w:val="single" w:color="#000000"/>
             </w:tcBorders>
@@ -19684,7 +19944,7 @@
         </w:trPr>
         <w:tc>
           <w:tcPr>
-            <w:tcW w:type="dxa" w:w="5004"/>
+            <w:tcW w:type="dxa" w:w="4644"/>
             <w:tcBorders>
               <w:bottom w:sz="3.184000015258789" w:val="single" w:color="#000000"/>
             </w:tcBorders>
@@ -19736,7 +19996,7 @@
         </w:tc>
         <w:tc>
           <w:tcPr>
-            <w:tcW w:type="dxa" w:w="4364"/>
+            <w:tcW w:type="dxa" w:w="4724"/>
             <w:tcBorders>
               <w:bottom w:sz="3.184000015258789" w:val="single" w:color="#000000"/>
             </w:tcBorders>
@@ -19762,7 +20022,27 @@
                 <w:color w:val="000000"/>
                 <w:sz w:val="20"/>
               </w:rPr>
-              <w:t>tmp.ocTMI0Grw2</w:t>
+              <w:t>Runner</w:t>
+            </w:r>
+            <w:r>
+              <w:rPr>
+                <w:rFonts w:ascii="LMRoman10" w:hAnsi="LMRoman10" w:eastAsia="LMRoman10"/>
+                <w:b w:val="0"/>
+                <w:i w:val="0"/>
+                <w:color w:val="000000"/>
+                <w:sz w:val="20"/>
+              </w:rPr>
+              <w:t>Internal</w:t>
+            </w:r>
+            <w:r>
+              <w:rPr>
+                <w:rFonts w:ascii="LMRoman10" w:hAnsi="LMRoman10" w:eastAsia="LMRoman10"/>
+                <w:b w:val="0"/>
+                <w:i w:val="0"/>
+                <w:color w:val="000000"/>
+                <w:sz w:val="20"/>
+              </w:rPr>
+              <w:t>Reference</w:t>
             </w:r>
           </w:p>
         </w:tc>
@@ -20034,7 +20314,7 @@
         </w:trPr>
         <w:tc>
           <w:tcPr>
-            <w:tcW w:type="dxa" w:w="4664"/>
+            <w:tcW w:type="dxa" w:w="5024"/>
             <w:tcBorders>
               <w:bottom w:sz="3.184000015258789" w:val="single" w:color="#000000"/>
             </w:tcBorders>
@@ -20060,13 +20340,33 @@
                 <w:color w:val="000000"/>
                 <w:sz w:val="20"/>
               </w:rPr>
-              <w:t>tmp.ocTMI0Grw2</w:t>
+              <w:t>Runner</w:t>
+            </w:r>
+            <w:r>
+              <w:rPr>
+                <w:rFonts w:ascii="LMRoman10" w:hAnsi="LMRoman10" w:eastAsia="LMRoman10"/>
+                <w:b w:val="0"/>
+                <w:i w:val="0"/>
+                <w:color w:val="000000"/>
+                <w:sz w:val="20"/>
+              </w:rPr>
+              <w:t>Internal</w:t>
+            </w:r>
+            <w:r>
+              <w:rPr>
+                <w:rFonts w:ascii="LMRoman10" w:hAnsi="LMRoman10" w:eastAsia="LMRoman10"/>
+                <w:b w:val="0"/>
+                <w:i w:val="0"/>
+                <w:color w:val="000000"/>
+                <w:sz w:val="20"/>
+              </w:rPr>
+              <w:t>Reference</w:t>
             </w:r>
           </w:p>
         </w:tc>
         <w:tc>
           <w:tcPr>
-            <w:tcW w:type="dxa" w:w="4704"/>
+            <w:tcW w:type="dxa" w:w="4344"/>
             <w:tcBorders>
               <w:bottom w:sz="3.184000015258789" w:val="single" w:color="#000000"/>
             </w:tcBorders>
@@ -20081,7 +20381,7 @@
               <w:autoSpaceDE w:val="0"/>
               <w:widowControl/>
               <w:spacing w:line="200" w:lineRule="exact" w:before="0" w:after="0"/>
-              <w:ind w:left="0" w:right="4" w:firstLine="0"/>
+              <w:ind w:left="0" w:right="2" w:firstLine="0"/>
               <w:jc w:val="right"/>
             </w:pPr>
             <w:r>
@@ -21410,7 +21710,7 @@
         </w:trPr>
         <w:tc>
           <w:tcPr>
-            <w:tcW w:type="dxa" w:w="4264"/>
+            <w:tcW w:type="dxa" w:w="3904"/>
             <w:tcBorders>
               <w:bottom w:sz="3.184000015258789" w:val="single" w:color="#000000"/>
             </w:tcBorders>
@@ -21442,7 +21742,7 @@
         </w:tc>
         <w:tc>
           <w:tcPr>
-            <w:tcW w:type="dxa" w:w="5104"/>
+            <w:tcW w:type="dxa" w:w="5464"/>
             <w:tcBorders>
               <w:bottom w:sz="3.184000015258789" w:val="single" w:color="#000000"/>
             </w:tcBorders>
@@ -21457,7 +21757,7 @@
               <w:autoSpaceDE w:val="0"/>
               <w:widowControl/>
               <w:spacing w:line="200" w:lineRule="exact" w:before="0" w:after="0"/>
-              <w:ind w:left="0" w:right="4" w:firstLine="0"/>
+              <w:ind w:left="0" w:right="2" w:firstLine="0"/>
               <w:jc w:val="right"/>
             </w:pPr>
             <w:r>
@@ -21468,7 +21768,27 @@
                 <w:color w:val="000000"/>
                 <w:sz w:val="20"/>
               </w:rPr>
-              <w:t>tmp.ocTMI0Grw2</w:t>
+              <w:t>Runner</w:t>
+            </w:r>
+            <w:r>
+              <w:rPr>
+                <w:rFonts w:ascii="LMRoman10" w:hAnsi="LMRoman10" w:eastAsia="LMRoman10"/>
+                <w:b w:val="0"/>
+                <w:i w:val="0"/>
+                <w:color w:val="000000"/>
+                <w:sz w:val="20"/>
+              </w:rPr>
+              <w:t>Internal</w:t>
+            </w:r>
+            <w:r>
+              <w:rPr>
+                <w:rFonts w:ascii="LMRoman10" w:hAnsi="LMRoman10" w:eastAsia="LMRoman10"/>
+                <w:b w:val="0"/>
+                <w:i w:val="0"/>
+                <w:color w:val="000000"/>
+                <w:sz w:val="20"/>
+              </w:rPr>
+              <w:t>Reference</w:t>
             </w:r>
           </w:p>
         </w:tc>
